--- a/DSA/JavaStriverDSA/LinkedList/StriverSDESheet_LinkedLists.docx
+++ b/DSA/JavaStriverDSA/LinkedList/StriverSDESheet_LinkedLists.docx
@@ -5,8 +5,10 @@
     <w:sdt>
       <w:sdtPr>
         <w:rPr>
-          <w:rFonts w:eastAsiaTheme="minorHAnsi"/>
+          <w:rFonts w:ascii="Arial" w:eastAsiaTheme="minorHAnsi" w:hAnsi="Arial"/>
           <w:color w:val="auto"/>
+          <w:sz w:val="28"/>
+          <w:szCs w:val="28"/>
         </w:rPr>
         <w:id w:val="-904142923"/>
         <w:docPartObj>
@@ -14,13 +16,6 @@
           <w:docPartUnique/>
         </w:docPartObj>
       </w:sdtPr>
-      <w:sdtEndPr>
-        <w:rPr>
-          <w:rFonts w:ascii="Arial" w:hAnsi="Arial"/>
-          <w:sz w:val="28"/>
-          <w:szCs w:val="28"/>
-        </w:rPr>
-      </w:sdtEndPr>
       <w:sdtContent>
         <w:p>
           <w:pPr>
@@ -59,7 +54,7 @@
             </w:rPr>
             <w:fldChar w:fldCharType="separate"/>
           </w:r>
-          <w:hyperlink w:anchor="_Toc218694877" w:history="1">
+          <w:hyperlink w:anchor="_Toc224121753" w:history="1">
             <w:r>
               <w:rPr>
                 <w:rStyle w:val="Hyperlink"/>
@@ -89,7 +84,7 @@
               <w:rPr>
                 <w:webHidden/>
               </w:rPr>
-              <w:instrText xml:space="preserve"> PAGEREF _Toc218694877 \h </w:instrText>
+              <w:instrText xml:space="preserve"> PAGEREF _Toc224121753 \h </w:instrText>
             </w:r>
             <w:r>
               <w:rPr>
@@ -130,7 +125,7 @@
               <w14:ligatures w14:val="standardContextual"/>
             </w:rPr>
           </w:pPr>
-          <w:hyperlink w:anchor="_Toc218694878" w:history="1">
+          <w:hyperlink w:anchor="_Toc224121754" w:history="1">
             <w:r>
               <w:rPr>
                 <w:rStyle w:val="Hyperlink"/>
@@ -160,7 +155,7 @@
               <w:rPr>
                 <w:webHidden/>
               </w:rPr>
-              <w:instrText xml:space="preserve"> PAGEREF _Toc218694878 \h </w:instrText>
+              <w:instrText xml:space="preserve"> PAGEREF _Toc224121754 \h </w:instrText>
             </w:r>
             <w:r>
               <w:rPr>
@@ -201,7 +196,7 @@
               <w14:ligatures w14:val="standardContextual"/>
             </w:rPr>
           </w:pPr>
-          <w:hyperlink w:anchor="_Toc218694879" w:history="1">
+          <w:hyperlink w:anchor="_Toc224121755" w:history="1">
             <w:r>
               <w:rPr>
                 <w:rStyle w:val="Hyperlink"/>
@@ -233,7 +228,7 @@
               <w:rPr>
                 <w:webHidden/>
               </w:rPr>
-              <w:instrText xml:space="preserve"> PAGEREF _Toc218694879 \h </w:instrText>
+              <w:instrText xml:space="preserve"> PAGEREF _Toc224121755 \h </w:instrText>
             </w:r>
             <w:r>
               <w:rPr>
@@ -274,7 +269,7 @@
               <w14:ligatures w14:val="standardContextual"/>
             </w:rPr>
           </w:pPr>
-          <w:hyperlink w:anchor="_Toc218694880" w:history="1">
+          <w:hyperlink w:anchor="_Toc224121756" w:history="1">
             <w:r>
               <w:rPr>
                 <w:rStyle w:val="Hyperlink"/>
@@ -306,7 +301,7 @@
               <w:rPr>
                 <w:webHidden/>
               </w:rPr>
-              <w:instrText xml:space="preserve"> PAGEREF _Toc218694880 \h </w:instrText>
+              <w:instrText xml:space="preserve"> PAGEREF _Toc224121756 \h </w:instrText>
             </w:r>
             <w:r>
               <w:rPr>
@@ -347,7 +342,7 @@
               <w14:ligatures w14:val="standardContextual"/>
             </w:rPr>
           </w:pPr>
-          <w:hyperlink w:anchor="_Toc218694881" w:history="1">
+          <w:hyperlink w:anchor="_Toc224121757" w:history="1">
             <w:r>
               <w:rPr>
                 <w:rStyle w:val="Hyperlink"/>
@@ -379,7 +374,7 @@
               <w:rPr>
                 <w:webHidden/>
               </w:rPr>
-              <w:instrText xml:space="preserve"> PAGEREF _Toc218694881 \h </w:instrText>
+              <w:instrText xml:space="preserve"> PAGEREF _Toc224121757 \h </w:instrText>
             </w:r>
             <w:r>
               <w:rPr>
@@ -420,7 +415,7 @@
               <w14:ligatures w14:val="standardContextual"/>
             </w:rPr>
           </w:pPr>
-          <w:hyperlink w:anchor="_Toc218694882" w:history="1">
+          <w:hyperlink w:anchor="_Toc224121758" w:history="1">
             <w:r>
               <w:rPr>
                 <w:rStyle w:val="Hyperlink"/>
@@ -450,7 +445,7 @@
               <w:rPr>
                 <w:webHidden/>
               </w:rPr>
-              <w:instrText xml:space="preserve"> PAGEREF _Toc218694882 \h </w:instrText>
+              <w:instrText xml:space="preserve"> PAGEREF _Toc224121758 \h </w:instrText>
             </w:r>
             <w:r>
               <w:rPr>
@@ -491,7 +486,7 @@
               <w14:ligatures w14:val="standardContextual"/>
             </w:rPr>
           </w:pPr>
-          <w:hyperlink w:anchor="_Toc218694883" w:history="1">
+          <w:hyperlink w:anchor="_Toc224121759" w:history="1">
             <w:r>
               <w:rPr>
                 <w:rStyle w:val="Hyperlink"/>
@@ -521,7 +516,7 @@
               <w:rPr>
                 <w:webHidden/>
               </w:rPr>
-              <w:instrText xml:space="preserve"> PAGEREF _Toc218694883 \h </w:instrText>
+              <w:instrText xml:space="preserve"> PAGEREF _Toc224121759 \h </w:instrText>
             </w:r>
             <w:r>
               <w:rPr>
@@ -562,7 +557,7 @@
               <w14:ligatures w14:val="standardContextual"/>
             </w:rPr>
           </w:pPr>
-          <w:hyperlink w:anchor="_Toc218694884" w:history="1">
+          <w:hyperlink w:anchor="_Toc224121760" w:history="1">
             <w:r>
               <w:rPr>
                 <w:rStyle w:val="Hyperlink"/>
@@ -592,7 +587,7 @@
               <w:rPr>
                 <w:webHidden/>
               </w:rPr>
-              <w:instrText xml:space="preserve"> PAGEREF _Toc218694884 \h </w:instrText>
+              <w:instrText xml:space="preserve"> PAGEREF _Toc224121760 \h </w:instrText>
             </w:r>
             <w:r>
               <w:rPr>
@@ -633,7 +628,7 @@
               <w14:ligatures w14:val="standardContextual"/>
             </w:rPr>
           </w:pPr>
-          <w:hyperlink w:anchor="_Toc218694885" w:history="1">
+          <w:hyperlink w:anchor="_Toc224121761" w:history="1">
             <w:r>
               <w:rPr>
                 <w:rStyle w:val="Hyperlink"/>
@@ -665,7 +660,7 @@
               <w:rPr>
                 <w:webHidden/>
               </w:rPr>
-              <w:instrText xml:space="preserve"> PAGEREF _Toc218694885 \h </w:instrText>
+              <w:instrText xml:space="preserve"> PAGEREF _Toc224121761 \h </w:instrText>
             </w:r>
             <w:r>
               <w:rPr>
@@ -706,7 +701,7 @@
               <w14:ligatures w14:val="standardContextual"/>
             </w:rPr>
           </w:pPr>
-          <w:hyperlink w:anchor="_Toc218694886" w:history="1">
+          <w:hyperlink w:anchor="_Toc224121762" w:history="1">
             <w:r>
               <w:rPr>
                 <w:rStyle w:val="Hyperlink"/>
@@ -736,7 +731,7 @@
               <w:rPr>
                 <w:webHidden/>
               </w:rPr>
-              <w:instrText xml:space="preserve"> PAGEREF _Toc218694886 \h </w:instrText>
+              <w:instrText xml:space="preserve"> PAGEREF _Toc224121762 \h </w:instrText>
             </w:r>
             <w:r>
               <w:rPr>
@@ -777,7 +772,7 @@
               <w14:ligatures w14:val="standardContextual"/>
             </w:rPr>
           </w:pPr>
-          <w:hyperlink w:anchor="_Toc218694887" w:history="1">
+          <w:hyperlink w:anchor="_Toc224121763" w:history="1">
             <w:r>
               <w:rPr>
                 <w:rStyle w:val="Hyperlink"/>
@@ -789,6 +784,219 @@
               <w:rPr>
                 <w:rStyle w:val="Hyperlink"/>
               </w:rPr>
+              <w:t xml:space="preserve"> Starting point of loop in a Linked List</w:t>
+            </w:r>
+            <w:r>
+              <w:rPr>
+                <w:webHidden/>
+              </w:rPr>
+              <w:tab/>
+            </w:r>
+            <w:r>
+              <w:rPr>
+                <w:webHidden/>
+              </w:rPr>
+              <w:fldChar w:fldCharType="begin"/>
+            </w:r>
+            <w:r>
+              <w:rPr>
+                <w:webHidden/>
+              </w:rPr>
+              <w:instrText xml:space="preserve"> PAGEREF _Toc224121763 \h </w:instrText>
+            </w:r>
+            <w:r>
+              <w:rPr>
+                <w:webHidden/>
+              </w:rPr>
+            </w:r>
+            <w:r>
+              <w:rPr>
+                <w:webHidden/>
+              </w:rPr>
+              <w:fldChar w:fldCharType="separate"/>
+            </w:r>
+            <w:r>
+              <w:rPr>
+                <w:webHidden/>
+              </w:rPr>
+              <w:t>13</w:t>
+            </w:r>
+            <w:r>
+              <w:rPr>
+                <w:webHidden/>
+              </w:rPr>
+              <w:fldChar w:fldCharType="end"/>
+            </w:r>
+          </w:hyperlink>
+        </w:p>
+        <w:p>
+          <w:pPr>
+            <w:pStyle w:val="TOC3"/>
+            <w:tabs>
+              <w:tab w:val="right" w:leader="dot" w:pos="9350"/>
+            </w:tabs>
+            <w:rPr>
+              <w:rFonts w:asciiTheme="minorHAnsi" w:eastAsiaTheme="minorEastAsia" w:hAnsiTheme="minorHAnsi" w:cstheme="minorBidi"/>
+              <w:kern w:val="2"/>
+              <w:sz w:val="24"/>
+              <w:szCs w:val="24"/>
+              <w14:ligatures w14:val="standardContextual"/>
+            </w:rPr>
+          </w:pPr>
+          <w:hyperlink w:anchor="_Toc224121764" w:history="1">
+            <w:r>
+              <w:rPr>
+                <w:rStyle w:val="Hyperlink"/>
+                <w:rFonts w:ascii="Ubuntu" w:hAnsi="Ubuntu"/>
+              </w:rPr>
+              <w:t>2.4</w:t>
+            </w:r>
+            <w:r>
+              <w:rPr>
+                <w:rStyle w:val="Hyperlink"/>
+              </w:rPr>
+              <w:t xml:space="preserve"> Check if the given Linked List is Palindrome</w:t>
+            </w:r>
+            <w:r>
+              <w:rPr>
+                <w:webHidden/>
+              </w:rPr>
+              <w:tab/>
+            </w:r>
+            <w:r>
+              <w:rPr>
+                <w:webHidden/>
+              </w:rPr>
+              <w:fldChar w:fldCharType="begin"/>
+            </w:r>
+            <w:r>
+              <w:rPr>
+                <w:webHidden/>
+              </w:rPr>
+              <w:instrText xml:space="preserve"> PAGEREF _Toc224121764 \h </w:instrText>
+            </w:r>
+            <w:r>
+              <w:rPr>
+                <w:webHidden/>
+              </w:rPr>
+            </w:r>
+            <w:r>
+              <w:rPr>
+                <w:webHidden/>
+              </w:rPr>
+              <w:fldChar w:fldCharType="separate"/>
+            </w:r>
+            <w:r>
+              <w:rPr>
+                <w:webHidden/>
+              </w:rPr>
+              <w:t>14</w:t>
+            </w:r>
+            <w:r>
+              <w:rPr>
+                <w:webHidden/>
+              </w:rPr>
+              <w:fldChar w:fldCharType="end"/>
+            </w:r>
+          </w:hyperlink>
+        </w:p>
+        <w:p>
+          <w:pPr>
+            <w:pStyle w:val="TOC3"/>
+            <w:tabs>
+              <w:tab w:val="right" w:leader="dot" w:pos="9350"/>
+            </w:tabs>
+            <w:rPr>
+              <w:rFonts w:asciiTheme="minorHAnsi" w:eastAsiaTheme="minorEastAsia" w:hAnsiTheme="minorHAnsi" w:cstheme="minorBidi"/>
+              <w:kern w:val="2"/>
+              <w:sz w:val="24"/>
+              <w:szCs w:val="24"/>
+              <w14:ligatures w14:val="standardContextual"/>
+            </w:rPr>
+          </w:pPr>
+          <w:hyperlink w:anchor="_Toc224121765" w:history="1">
+            <w:r>
+              <w:rPr>
+                <w:rStyle w:val="Hyperlink"/>
+                <w:rFonts w:ascii="Ubuntu" w:hAnsi="Ubuntu"/>
+              </w:rPr>
+              <w:t>2.5</w:t>
+            </w:r>
+            <w:r>
+              <w:rPr>
+                <w:rStyle w:val="Hyperlink"/>
+              </w:rPr>
+              <w:t xml:space="preserve"> Reverse Linked List in groups of Size K</w:t>
+            </w:r>
+            <w:r>
+              <w:rPr>
+                <w:webHidden/>
+              </w:rPr>
+              <w:tab/>
+            </w:r>
+            <w:r>
+              <w:rPr>
+                <w:webHidden/>
+              </w:rPr>
+              <w:fldChar w:fldCharType="begin"/>
+            </w:r>
+            <w:r>
+              <w:rPr>
+                <w:webHidden/>
+              </w:rPr>
+              <w:instrText xml:space="preserve"> PAGEREF _Toc224121765 \h </w:instrText>
+            </w:r>
+            <w:r>
+              <w:rPr>
+                <w:webHidden/>
+              </w:rPr>
+            </w:r>
+            <w:r>
+              <w:rPr>
+                <w:webHidden/>
+              </w:rPr>
+              <w:fldChar w:fldCharType="separate"/>
+            </w:r>
+            <w:r>
+              <w:rPr>
+                <w:webHidden/>
+              </w:rPr>
+              <w:t>15</w:t>
+            </w:r>
+            <w:r>
+              <w:rPr>
+                <w:webHidden/>
+              </w:rPr>
+              <w:fldChar w:fldCharType="end"/>
+            </w:r>
+          </w:hyperlink>
+        </w:p>
+        <w:p>
+          <w:pPr>
+            <w:pStyle w:val="TOC3"/>
+            <w:tabs>
+              <w:tab w:val="right" w:leader="dot" w:pos="9350"/>
+            </w:tabs>
+            <w:rPr>
+              <w:rFonts w:asciiTheme="minorHAnsi" w:eastAsiaTheme="minorEastAsia" w:hAnsiTheme="minorHAnsi" w:cstheme="minorBidi"/>
+              <w:kern w:val="2"/>
+              <w:sz w:val="24"/>
+              <w:szCs w:val="24"/>
+              <w14:ligatures w14:val="standardContextual"/>
+            </w:rPr>
+          </w:pPr>
+          <w:hyperlink w:anchor="_Toc224121766" w:history="1">
+            <w:r>
+              <w:rPr>
+                <w:rStyle w:val="Hyperlink"/>
+                <w:rFonts w:ascii="Ubuntu" w:hAnsi="Ubuntu"/>
+              </w:rPr>
+              <w:t>2.6</w:t>
+            </w:r>
+            <w:r>
+              <w:rPr>
+                <w:rStyle w:val="Hyperlink"/>
+              </w:rPr>
               <w:t xml:space="preserve"> Flattening a Linked List</w:t>
             </w:r>
             <w:r>
@@ -807,7 +1015,7 @@
               <w:rPr>
                 <w:webHidden/>
               </w:rPr>
-              <w:instrText xml:space="preserve"> PAGEREF _Toc218694887 \h </w:instrText>
+              <w:instrText xml:space="preserve"> PAGEREF _Toc224121766 \h </w:instrText>
             </w:r>
             <w:r>
               <w:rPr>
@@ -824,7 +1032,7 @@
               <w:rPr>
                 <w:webHidden/>
               </w:rPr>
-              <w:t>13</w:t>
+              <w:t>15</w:t>
             </w:r>
             <w:r>
               <w:rPr>
@@ -879,7 +1087,7 @@
       <w:pPr>
         <w:pStyle w:val="Heading2"/>
       </w:pPr>
-      <w:bookmarkStart w:id="0" w:name="_Toc218694877"/>
+      <w:bookmarkStart w:id="0" w:name="_Toc224121753"/>
       <w:r>
         <w:t>Linked List</w:t>
       </w:r>
@@ -889,7 +1097,7 @@
       <w:pPr>
         <w:pStyle w:val="Heading3"/>
       </w:pPr>
-      <w:bookmarkStart w:id="1" w:name="_Toc218694878"/>
+      <w:bookmarkStart w:id="1" w:name="_Toc224121754"/>
       <w:r>
         <w:t>Reverse a Linked List</w:t>
       </w:r>
@@ -1395,7 +1603,7 @@
           <w:lang w:val="en-IN"/>
         </w:rPr>
       </w:pPr>
-      <w:bookmarkStart w:id="2" w:name="_Toc218694879"/>
+      <w:bookmarkStart w:id="2" w:name="_Toc224121755"/>
       <w:r>
         <w:rPr>
           <w:lang w:val="en-IN"/>
@@ -1681,7 +1889,7 @@
           <w:lang w:val="en-IN"/>
         </w:rPr>
       </w:pPr>
-      <w:bookmarkStart w:id="3" w:name="_Toc218694880"/>
+      <w:bookmarkStart w:id="3" w:name="_Toc224121756"/>
       <w:r>
         <w:rPr>
           <w:lang w:val="en-IN"/>
@@ -2086,7 +2294,7 @@
           <w:lang w:val="en-IN"/>
         </w:rPr>
       </w:pPr>
-      <w:bookmarkStart w:id="4" w:name="_Toc218694881"/>
+      <w:bookmarkStart w:id="4" w:name="_Toc224121757"/>
       <w:r>
         <w:rPr>
           <w:lang w:val="en-IN"/>
@@ -2573,7 +2781,7 @@
       <w:pPr>
         <w:pStyle w:val="Heading3"/>
       </w:pPr>
-      <w:bookmarkStart w:id="5" w:name="_Toc218694882"/>
+      <w:bookmarkStart w:id="5" w:name="_Toc224121758"/>
       <w:r>
         <w:t>Add two numbers represented as Linked Lists</w:t>
       </w:r>
@@ -2943,7 +3151,7 @@
       <w:pPr>
         <w:pStyle w:val="Heading3"/>
       </w:pPr>
-      <w:bookmarkStart w:id="6" w:name="_Toc218694883"/>
+      <w:bookmarkStart w:id="6" w:name="_Toc224121759"/>
       <w:r>
         <w:t xml:space="preserve">Delete given node in a Linked </w:t>
       </w:r>
@@ -3168,7 +3376,7 @@
       <w:pPr>
         <w:pStyle w:val="Heading2"/>
       </w:pPr>
-      <w:bookmarkStart w:id="7" w:name="_Toc218694884"/>
+      <w:bookmarkStart w:id="7" w:name="_Toc224121760"/>
       <w:r>
         <w:t>Linked List Part-II</w:t>
       </w:r>
@@ -3181,7 +3389,7 @@
           <w:lang w:val="en-IN"/>
         </w:rPr>
       </w:pPr>
-      <w:bookmarkStart w:id="8" w:name="_Toc218694885"/>
+      <w:bookmarkStart w:id="8" w:name="_Toc224121761"/>
       <w:r>
         <w:rPr>
           <w:lang w:val="en-IN"/>
@@ -3899,7 +4107,7 @@
       <w:pPr>
         <w:pStyle w:val="Heading3"/>
       </w:pPr>
-      <w:bookmarkStart w:id="9" w:name="_Toc218694886"/>
+      <w:bookmarkStart w:id="9" w:name="_Toc224121762"/>
       <w:r>
         <w:t>Detect a Cycle in a Linked List</w:t>
       </w:r>
@@ -4236,9 +4444,11 @@
       <w:pPr>
         <w:pStyle w:val="Heading3"/>
       </w:pPr>
+      <w:bookmarkStart w:id="10" w:name="_Toc224121763"/>
       <w:r>
         <w:t>Starting point of loop in a Linked List</w:t>
       </w:r>
+      <w:bookmarkEnd w:id="10"/>
     </w:p>
     <w:p>
       <w:pPr>
@@ -4374,9 +4584,11 @@
       <w:pPr>
         <w:pStyle w:val="Heading3"/>
       </w:pPr>
+      <w:bookmarkStart w:id="11" w:name="_Toc224121764"/>
       <w:r>
         <w:t>Check if the given Linked List is Palindrome</w:t>
       </w:r>
+      <w:bookmarkEnd w:id="11"/>
     </w:p>
     <w:p>
       <w:r>
@@ -4519,19 +4731,15 @@
       <w:pPr>
         <w:pStyle w:val="Heading3"/>
       </w:pPr>
+      <w:bookmarkStart w:id="12" w:name="_Toc224121765"/>
       <w:r>
         <w:t>Reverse Linked List in groups of Size K</w:t>
       </w:r>
-    </w:p>
-    <w:p>
-      <w:r>
-        <w:t xml:space="preserve">Given the head of a singly linked list containing integers, reverse the nodes of the list in groups of k and return the head of the modified list. If the number of nodes is not a multiple of k, then the remaining nodes at the end should be kept as is and not </w:t>
-      </w:r>
-      <w:r>
-        <w:t>reversed. Do</w:t>
-      </w:r>
-      <w:r>
-        <w:t xml:space="preserve"> not change the values of the nodes, only change the links between nodes.</w:t>
+      <w:bookmarkEnd w:id="12"/>
+    </w:p>
+    <w:p>
+      <w:r>
+        <w:t>Given the head of a singly linked list containing integers, reverse the nodes of the list in groups of k and return the head of the modified list. If the number of nodes is not a multiple of k, then the remaining nodes at the end should be kept as is and not reversed. Do not change the values of the nodes, only change the links between nodes.</w:t>
       </w:r>
     </w:p>
     <w:p/>
@@ -4539,11 +4747,11 @@
       <w:pPr>
         <w:pStyle w:val="Heading3"/>
       </w:pPr>
-      <w:bookmarkStart w:id="10" w:name="_Toc218694887"/>
+      <w:bookmarkStart w:id="13" w:name="_Toc224121766"/>
       <w:r>
         <w:t>Flattening a Linked List</w:t>
       </w:r>
-      <w:bookmarkEnd w:id="10"/>
+      <w:bookmarkEnd w:id="13"/>
     </w:p>
     <w:p>
       <w:r>
@@ -4784,6 +4992,179 @@
         <w:t>(The same approach which can be used in merge sort process.)</w:t>
       </w:r>
     </w:p>
+    <w:p>
+      <w:pPr>
+        <w:pStyle w:val="Heading3"/>
+      </w:pPr>
+      <w:r>
+        <w:t>Rotate a Linked List</w:t>
+      </w:r>
+    </w:p>
+    <w:p>
+      <w:r>
+        <w:t>Given the head of a singly linked list containing integers, shift the elements of the linked list to the right by k places and return the head of the modified list. Do not change the values of the nodes, only change the links between nodes.</w:t>
+      </w:r>
+    </w:p>
+    <w:p/>
+    <w:p>
+      <w:pPr>
+        <w:rPr>
+          <w:u w:val="single"/>
+        </w:rPr>
+      </w:pPr>
+      <w:r>
+        <w:rPr>
+          <w:u w:val="single"/>
+        </w:rPr>
+        <w:t xml:space="preserve">BruteForce Approach : </w:t>
+      </w:r>
+    </w:p>
+    <w:p>
+      <w:r>
+        <w:t>We are essentially moving the last node to the front of the list, k times. Each rotation means: take the last node, disconnect it from the list, insert it at the front (head) of the list. We repeat this process k times. </w:t>
+      </w:r>
+    </w:p>
+    <w:p>
+      <w:r>
+        <w:t xml:space="preserve">Time Complexity : </w:t>
+      </w:r>
+      <w:r>
+        <w:t>k * len(LL)</w:t>
+      </w:r>
+    </w:p>
+    <w:p>
+      <w:r>
+        <w:t>Space Complexity :</w:t>
+      </w:r>
+      <w:r>
+        <w:t xml:space="preserve"> </w:t>
+      </w:r>
+      <w:r>
+        <w:t>O(1), We do not use any additional data structures.</w:t>
+      </w:r>
+    </w:p>
+    <w:p>
+      <w:pPr>
+        <w:rPr>
+          <w:u w:val="single"/>
+        </w:rPr>
+      </w:pPr>
+      <w:r>
+        <w:rPr>
+          <w:u w:val="single"/>
+        </w:rPr>
+        <w:t>Optimal Approach :</w:t>
+      </w:r>
+    </w:p>
+    <w:p>
+      <w:r>
+        <w:t xml:space="preserve">Let’s take this example below : </w:t>
+      </w:r>
+    </w:p>
+    <w:p>
+      <w:r>
+        <w:t>head = [1,2,3,4,5], k = 2</w:t>
+      </w:r>
+    </w:p>
+    <w:p>
+      <w:r>
+        <w:t>Output: [4,5,1,2,3]</w:t>
+      </w:r>
+    </w:p>
+    <w:p/>
+    <w:p>
+      <w:r>
+        <w:lastRenderedPageBreak/>
+        <w:t xml:space="preserve">If we see here , </w:t>
+      </w:r>
+      <w:r>
+        <w:t>we can</w:t>
+      </w:r>
+      <w:r>
+        <w:t xml:space="preserve"> easily achieve this rotation if we break the LL into 2 parts : first part </w:t>
+      </w:r>
+      <w:r>
+        <w:t>of length L – k (or) L – (k%L). and rest will be 2</w:t>
+      </w:r>
+      <w:r>
+        <w:rPr>
+          <w:vertAlign w:val="superscript"/>
+        </w:rPr>
+        <w:t>nd</w:t>
+      </w:r>
+      <w:r>
+        <w:t xml:space="preserve"> part.</w:t>
+      </w:r>
+    </w:p>
+    <w:p>
+      <w:r>
+        <w:t>So , after that we need to attach the last the last node of the 2</w:t>
+      </w:r>
+      <w:r>
+        <w:rPr>
+          <w:vertAlign w:val="superscript"/>
+        </w:rPr>
+        <w:t>nd</w:t>
+      </w:r>
+      <w:r>
+        <w:t xml:space="preserve"> part to the first part.</w:t>
+      </w:r>
+    </w:p>
+    <w:p>
+      <w:r>
+        <w:t>OR</w:t>
+      </w:r>
+    </w:p>
+    <w:p>
+      <w:r>
+        <w:t xml:space="preserve">Simply , at first we can </w:t>
+      </w:r>
+      <w:r>
+        <w:t xml:space="preserve">form a circular LL by linkinn last node of LL to the </w:t>
+      </w:r>
+      <w:r>
+        <w:t>head</w:t>
+      </w:r>
+      <w:r>
+        <w:t xml:space="preserve"> node and </w:t>
+      </w:r>
+      <w:r>
+        <w:t xml:space="preserve">traverse </w:t>
+      </w:r>
+      <w:r>
+        <w:t>L – (k%L)</w:t>
+      </w:r>
+      <w:r>
+        <w:t xml:space="preserve"> , break the LL and make this starting point as the new head.</w:t>
+      </w:r>
+    </w:p>
+    <w:p>
+      <w:r>
+        <w:rPr>
+          <w:b/>
+          <w:bCs/>
+        </w:rPr>
+        <w:t>Time Complexity:</w:t>
+      </w:r>
+      <w:r>
+        <w:t> O(N), We perform a single traversal to calculate the length, another to find the new tail, and one for final breaking all linear operations.</w:t>
+      </w:r>
+    </w:p>
+    <w:p>
+      <w:r>
+        <w:rPr>
+          <w:b/>
+          <w:bCs/>
+        </w:rPr>
+        <w:t>Space Complexity:</w:t>
+      </w:r>
+      <w:r>
+        <w:t> O(1),No extra space is used; we just adjust pointers in place.</w:t>
+      </w:r>
+    </w:p>
+    <w:p/>
+    <w:p/>
+    <w:p/>
     <w:p/>
     <w:sectPr>
       <w:pgSz w:w="12240" w:h="15840"/>
@@ -8750,7 +9131,7 @@
   <w:style w:type="paragraph" w:default="1" w:styleId="Normal">
     <w:name w:val="Normal"/>
     <w:qFormat/>
-    <w:rsid w:val="004A0B9C"/>
+    <w:rsid w:val="00C54C3B"/>
     <w:rPr>
       <w:rFonts w:ascii="Arial" w:hAnsi="Arial"/>
       <w:noProof/>
@@ -9461,4 +9842,10 @@
     <ds:schemaRef ds:uri="http://schemas.openxmlformats.org/officeDocument/2006/bibliography"/>
   </ds:schemaRefs>
 </ds:datastoreItem>
+</file>
+
+<file path=docMetadata/LabelInfo.xml><?xml version="1.0" encoding="utf-8"?>
+<clbl:labelList xmlns:clbl="http://schemas.microsoft.com/office/2020/mipLabelMetadata">
+  <clbl:label id="{6f6b1f18-f556-4b39-a158-6b6d47ff40df}" enabled="1" method="Standard" siteId="{f5d3bd9c-a8c2-4efc-9493-ddf2d4b42f17}" contentBits="0" removed="0"/>
+</clbl:labelList>
 </file>
--- a/DSA/JavaStriverDSA/LinkedList/StriverSDESheet_LinkedLists.docx
+++ b/DSA/JavaStriverDSA/LinkedList/StriverSDESheet_LinkedLists.docx
@@ -54,7 +54,7 @@
             </w:rPr>
             <w:fldChar w:fldCharType="separate"/>
           </w:r>
-          <w:hyperlink w:anchor="_Toc224121753" w:history="1">
+          <w:hyperlink w:anchor="_Toc224897069" w:history="1">
             <w:r>
               <w:rPr>
                 <w:rStyle w:val="Hyperlink"/>
@@ -84,7 +84,7 @@
               <w:rPr>
                 <w:webHidden/>
               </w:rPr>
-              <w:instrText xml:space="preserve"> PAGEREF _Toc224121753 \h </w:instrText>
+              <w:instrText xml:space="preserve"> PAGEREF _Toc224897069 \h </w:instrText>
             </w:r>
             <w:r>
               <w:rPr>
@@ -125,7 +125,7 @@
               <w14:ligatures w14:val="standardContextual"/>
             </w:rPr>
           </w:pPr>
-          <w:hyperlink w:anchor="_Toc224121754" w:history="1">
+          <w:hyperlink w:anchor="_Toc224897070" w:history="1">
             <w:r>
               <w:rPr>
                 <w:rStyle w:val="Hyperlink"/>
@@ -155,7 +155,7 @@
               <w:rPr>
                 <w:webHidden/>
               </w:rPr>
-              <w:instrText xml:space="preserve"> PAGEREF _Toc224121754 \h </w:instrText>
+              <w:instrText xml:space="preserve"> PAGEREF _Toc224897070 \h </w:instrText>
             </w:r>
             <w:r>
               <w:rPr>
@@ -196,7 +196,7 @@
               <w14:ligatures w14:val="standardContextual"/>
             </w:rPr>
           </w:pPr>
-          <w:hyperlink w:anchor="_Toc224121755" w:history="1">
+          <w:hyperlink w:anchor="_Toc224897071" w:history="1">
             <w:r>
               <w:rPr>
                 <w:rStyle w:val="Hyperlink"/>
@@ -228,7 +228,7 @@
               <w:rPr>
                 <w:webHidden/>
               </w:rPr>
-              <w:instrText xml:space="preserve"> PAGEREF _Toc224121755 \h </w:instrText>
+              <w:instrText xml:space="preserve"> PAGEREF _Toc224897071 \h </w:instrText>
             </w:r>
             <w:r>
               <w:rPr>
@@ -269,7 +269,7 @@
               <w14:ligatures w14:val="standardContextual"/>
             </w:rPr>
           </w:pPr>
-          <w:hyperlink w:anchor="_Toc224121756" w:history="1">
+          <w:hyperlink w:anchor="_Toc224897072" w:history="1">
             <w:r>
               <w:rPr>
                 <w:rStyle w:val="Hyperlink"/>
@@ -301,7 +301,7 @@
               <w:rPr>
                 <w:webHidden/>
               </w:rPr>
-              <w:instrText xml:space="preserve"> PAGEREF _Toc224121756 \h </w:instrText>
+              <w:instrText xml:space="preserve"> PAGEREF _Toc224897072 \h </w:instrText>
             </w:r>
             <w:r>
               <w:rPr>
@@ -342,7 +342,7 @@
               <w14:ligatures w14:val="standardContextual"/>
             </w:rPr>
           </w:pPr>
-          <w:hyperlink w:anchor="_Toc224121757" w:history="1">
+          <w:hyperlink w:anchor="_Toc224897073" w:history="1">
             <w:r>
               <w:rPr>
                 <w:rStyle w:val="Hyperlink"/>
@@ -374,7 +374,7 @@
               <w:rPr>
                 <w:webHidden/>
               </w:rPr>
-              <w:instrText xml:space="preserve"> PAGEREF _Toc224121757 \h </w:instrText>
+              <w:instrText xml:space="preserve"> PAGEREF _Toc224897073 \h </w:instrText>
             </w:r>
             <w:r>
               <w:rPr>
@@ -415,7 +415,7 @@
               <w14:ligatures w14:val="standardContextual"/>
             </w:rPr>
           </w:pPr>
-          <w:hyperlink w:anchor="_Toc224121758" w:history="1">
+          <w:hyperlink w:anchor="_Toc224897074" w:history="1">
             <w:r>
               <w:rPr>
                 <w:rStyle w:val="Hyperlink"/>
@@ -445,7 +445,7 @@
               <w:rPr>
                 <w:webHidden/>
               </w:rPr>
-              <w:instrText xml:space="preserve"> PAGEREF _Toc224121758 \h </w:instrText>
+              <w:instrText xml:space="preserve"> PAGEREF _Toc224897074 \h </w:instrText>
             </w:r>
             <w:r>
               <w:rPr>
@@ -486,7 +486,7 @@
               <w14:ligatures w14:val="standardContextual"/>
             </w:rPr>
           </w:pPr>
-          <w:hyperlink w:anchor="_Toc224121759" w:history="1">
+          <w:hyperlink w:anchor="_Toc224897075" w:history="1">
             <w:r>
               <w:rPr>
                 <w:rStyle w:val="Hyperlink"/>
@@ -516,7 +516,7 @@
               <w:rPr>
                 <w:webHidden/>
               </w:rPr>
-              <w:instrText xml:space="preserve"> PAGEREF _Toc224121759 \h </w:instrText>
+              <w:instrText xml:space="preserve"> PAGEREF _Toc224897075 \h </w:instrText>
             </w:r>
             <w:r>
               <w:rPr>
@@ -557,7 +557,7 @@
               <w14:ligatures w14:val="standardContextual"/>
             </w:rPr>
           </w:pPr>
-          <w:hyperlink w:anchor="_Toc224121760" w:history="1">
+          <w:hyperlink w:anchor="_Toc224897076" w:history="1">
             <w:r>
               <w:rPr>
                 <w:rStyle w:val="Hyperlink"/>
@@ -587,7 +587,7 @@
               <w:rPr>
                 <w:webHidden/>
               </w:rPr>
-              <w:instrText xml:space="preserve"> PAGEREF _Toc224121760 \h </w:instrText>
+              <w:instrText xml:space="preserve"> PAGEREF _Toc224897076 \h </w:instrText>
             </w:r>
             <w:r>
               <w:rPr>
@@ -628,7 +628,7 @@
               <w14:ligatures w14:val="standardContextual"/>
             </w:rPr>
           </w:pPr>
-          <w:hyperlink w:anchor="_Toc224121761" w:history="1">
+          <w:hyperlink w:anchor="_Toc224897077" w:history="1">
             <w:r>
               <w:rPr>
                 <w:rStyle w:val="Hyperlink"/>
@@ -660,7 +660,7 @@
               <w:rPr>
                 <w:webHidden/>
               </w:rPr>
-              <w:instrText xml:space="preserve"> PAGEREF _Toc224121761 \h </w:instrText>
+              <w:instrText xml:space="preserve"> PAGEREF _Toc224897077 \h </w:instrText>
             </w:r>
             <w:r>
               <w:rPr>
@@ -701,7 +701,7 @@
               <w14:ligatures w14:val="standardContextual"/>
             </w:rPr>
           </w:pPr>
-          <w:hyperlink w:anchor="_Toc224121762" w:history="1">
+          <w:hyperlink w:anchor="_Toc224897078" w:history="1">
             <w:r>
               <w:rPr>
                 <w:rStyle w:val="Hyperlink"/>
@@ -731,7 +731,7 @@
               <w:rPr>
                 <w:webHidden/>
               </w:rPr>
-              <w:instrText xml:space="preserve"> PAGEREF _Toc224121762 \h </w:instrText>
+              <w:instrText xml:space="preserve"> PAGEREF _Toc224897078 \h </w:instrText>
             </w:r>
             <w:r>
               <w:rPr>
@@ -772,7 +772,7 @@
               <w14:ligatures w14:val="standardContextual"/>
             </w:rPr>
           </w:pPr>
-          <w:hyperlink w:anchor="_Toc224121763" w:history="1">
+          <w:hyperlink w:anchor="_Toc224897079" w:history="1">
             <w:r>
               <w:rPr>
                 <w:rStyle w:val="Hyperlink"/>
@@ -802,7 +802,7 @@
               <w:rPr>
                 <w:webHidden/>
               </w:rPr>
-              <w:instrText xml:space="preserve"> PAGEREF _Toc224121763 \h </w:instrText>
+              <w:instrText xml:space="preserve"> PAGEREF _Toc224897079 \h </w:instrText>
             </w:r>
             <w:r>
               <w:rPr>
@@ -843,7 +843,7 @@
               <w14:ligatures w14:val="standardContextual"/>
             </w:rPr>
           </w:pPr>
-          <w:hyperlink w:anchor="_Toc224121764" w:history="1">
+          <w:hyperlink w:anchor="_Toc224897080" w:history="1">
             <w:r>
               <w:rPr>
                 <w:rStyle w:val="Hyperlink"/>
@@ -873,7 +873,7 @@
               <w:rPr>
                 <w:webHidden/>
               </w:rPr>
-              <w:instrText xml:space="preserve"> PAGEREF _Toc224121764 \h </w:instrText>
+              <w:instrText xml:space="preserve"> PAGEREF _Toc224897080 \h </w:instrText>
             </w:r>
             <w:r>
               <w:rPr>
@@ -914,7 +914,7 @@
               <w14:ligatures w14:val="standardContextual"/>
             </w:rPr>
           </w:pPr>
-          <w:hyperlink w:anchor="_Toc224121765" w:history="1">
+          <w:hyperlink w:anchor="_Toc224897081" w:history="1">
             <w:r>
               <w:rPr>
                 <w:rStyle w:val="Hyperlink"/>
@@ -944,7 +944,7 @@
               <w:rPr>
                 <w:webHidden/>
               </w:rPr>
-              <w:instrText xml:space="preserve"> PAGEREF _Toc224121765 \h </w:instrText>
+              <w:instrText xml:space="preserve"> PAGEREF _Toc224897081 \h </w:instrText>
             </w:r>
             <w:r>
               <w:rPr>
@@ -985,7 +985,7 @@
               <w14:ligatures w14:val="standardContextual"/>
             </w:rPr>
           </w:pPr>
-          <w:hyperlink w:anchor="_Toc224121766" w:history="1">
+          <w:hyperlink w:anchor="_Toc224897082" w:history="1">
             <w:r>
               <w:rPr>
                 <w:rStyle w:val="Hyperlink"/>
@@ -1015,7 +1015,7 @@
               <w:rPr>
                 <w:webHidden/>
               </w:rPr>
-              <w:instrText xml:space="preserve"> PAGEREF _Toc224121766 \h </w:instrText>
+              <w:instrText xml:space="preserve"> PAGEREF _Toc224897082 \h </w:instrText>
             </w:r>
             <w:r>
               <w:rPr>
@@ -1033,6 +1033,77 @@
                 <w:webHidden/>
               </w:rPr>
               <w:t>15</w:t>
+            </w:r>
+            <w:r>
+              <w:rPr>
+                <w:webHidden/>
+              </w:rPr>
+              <w:fldChar w:fldCharType="end"/>
+            </w:r>
+          </w:hyperlink>
+        </w:p>
+        <w:p>
+          <w:pPr>
+            <w:pStyle w:val="TOC3"/>
+            <w:tabs>
+              <w:tab w:val="right" w:leader="dot" w:pos="9350"/>
+            </w:tabs>
+            <w:rPr>
+              <w:rFonts w:asciiTheme="minorHAnsi" w:eastAsiaTheme="minorEastAsia" w:hAnsiTheme="minorHAnsi" w:cstheme="minorBidi"/>
+              <w:kern w:val="2"/>
+              <w:sz w:val="24"/>
+              <w:szCs w:val="24"/>
+              <w14:ligatures w14:val="standardContextual"/>
+            </w:rPr>
+          </w:pPr>
+          <w:hyperlink w:anchor="_Toc224897083" w:history="1">
+            <w:r>
+              <w:rPr>
+                <w:rStyle w:val="Hyperlink"/>
+                <w:rFonts w:ascii="Ubuntu" w:hAnsi="Ubuntu"/>
+              </w:rPr>
+              <w:t>2.7</w:t>
+            </w:r>
+            <w:r>
+              <w:rPr>
+                <w:rStyle w:val="Hyperlink"/>
+              </w:rPr>
+              <w:t xml:space="preserve"> Rotate a Linked List</w:t>
+            </w:r>
+            <w:r>
+              <w:rPr>
+                <w:webHidden/>
+              </w:rPr>
+              <w:tab/>
+            </w:r>
+            <w:r>
+              <w:rPr>
+                <w:webHidden/>
+              </w:rPr>
+              <w:fldChar w:fldCharType="begin"/>
+            </w:r>
+            <w:r>
+              <w:rPr>
+                <w:webHidden/>
+              </w:rPr>
+              <w:instrText xml:space="preserve"> PAGEREF _Toc224897083 \h </w:instrText>
+            </w:r>
+            <w:r>
+              <w:rPr>
+                <w:webHidden/>
+              </w:rPr>
+            </w:r>
+            <w:r>
+              <w:rPr>
+                <w:webHidden/>
+              </w:rPr>
+              <w:fldChar w:fldCharType="separate"/>
+            </w:r>
+            <w:r>
+              <w:rPr>
+                <w:webHidden/>
+              </w:rPr>
+              <w:t>16</w:t>
             </w:r>
             <w:r>
               <w:rPr>
@@ -1087,7 +1158,7 @@
       <w:pPr>
         <w:pStyle w:val="Heading2"/>
       </w:pPr>
-      <w:bookmarkStart w:id="0" w:name="_Toc224121753"/>
+      <w:bookmarkStart w:id="0" w:name="_Toc224897069"/>
       <w:r>
         <w:t>Linked List</w:t>
       </w:r>
@@ -1097,7 +1168,7 @@
       <w:pPr>
         <w:pStyle w:val="Heading3"/>
       </w:pPr>
-      <w:bookmarkStart w:id="1" w:name="_Toc224121754"/>
+      <w:bookmarkStart w:id="1" w:name="_Toc224897070"/>
       <w:r>
         <w:t>Reverse a Linked List</w:t>
       </w:r>
@@ -1130,6 +1201,42 @@
           <w:lang w:val="en-IN"/>
         </w:rPr>
       </w:pPr>
+      <w:hyperlink r:id="rId8" w:history="1">
+        <w:r>
+          <w:rPr>
+            <w:rStyle w:val="Hyperlink"/>
+            <w:lang w:val="en-IN"/>
+          </w:rPr>
+          <w:t>https://githu</w:t>
+        </w:r>
+        <w:r>
+          <w:rPr>
+            <w:rStyle w:val="Hyperlink"/>
+            <w:lang w:val="en-IN"/>
+          </w:rPr>
+          <w:t>b</w:t>
+        </w:r>
+        <w:r>
+          <w:rPr>
+            <w:rStyle w:val="Hyperlink"/>
+            <w:lang w:val="en-IN"/>
+          </w:rPr>
+          <w:t>.com/PSesharao/sde_preparation/blob/master/DSA/JavaStriverDSA/LinkedList/LinkedList-I/reverse_LL.java</w:t>
+        </w:r>
+      </w:hyperlink>
+      <w:r>
+        <w:rPr>
+          <w:lang w:val="en-IN"/>
+        </w:rPr>
+        <w:t xml:space="preserve"> </w:t>
+      </w:r>
+    </w:p>
+    <w:p>
+      <w:pPr>
+        <w:rPr>
+          <w:lang w:val="en-IN"/>
+        </w:rPr>
+      </w:pPr>
       <w:r>
         <w:rPr>
           <w:lang w:val="en-IN"/>
@@ -1340,6 +1447,7 @@
         <w:rPr>
           <w:lang w:val="en-IN"/>
         </w:rPr>
+        <w:lastRenderedPageBreak/>
         <w:t>Be</w:t>
       </w:r>
       <w:r>
@@ -1383,7 +1491,6 @@
         <w:rPr>
           <w:lang w:val="en-IN"/>
         </w:rPr>
-        <w:lastRenderedPageBreak/>
         <w:t>The core idea is to change the next pointers of the nodes one by one so that they point backward instead of forward. By maintaining references to the current node, its previous node, and the next node, we can safely rewire the links without losing track of the list. Once all links are reversed, the last node of the original list becomes the new head.</w:t>
       </w:r>
     </w:p>
@@ -1498,7 +1605,7 @@
                     </pic:cNvPicPr>
                   </pic:nvPicPr>
                   <pic:blipFill>
-                    <a:blip r:embed="rId8" cstate="print">
+                    <a:blip r:embed="rId9" cstate="print">
                       <a:extLst>
                         <a:ext uri="{28A0092B-C50C-407E-A947-70E740481C1C}">
                           <a14:useLocalDpi xmlns:a14="http://schemas.microsoft.com/office/drawing/2010/main" val="0"/>
@@ -1603,12 +1710,11 @@
           <w:lang w:val="en-IN"/>
         </w:rPr>
       </w:pPr>
-      <w:bookmarkStart w:id="2" w:name="_Toc224121755"/>
-      <w:r>
-        <w:rPr>
-          <w:lang w:val="en-IN"/>
-        </w:rPr>
-        <w:lastRenderedPageBreak/>
+      <w:bookmarkStart w:id="2" w:name="_Toc224897071"/>
+      <w:r>
+        <w:rPr>
+          <w:lang w:val="en-IN"/>
+        </w:rPr>
         <w:t>Middle of the Linked List</w:t>
       </w:r>
       <w:bookmarkEnd w:id="2"/>
@@ -1640,6 +1746,42 @@
           <w:lang w:val="en-IN"/>
         </w:rPr>
       </w:pPr>
+      <w:hyperlink r:id="rId10" w:history="1">
+        <w:r>
+          <w:rPr>
+            <w:rStyle w:val="Hyperlink"/>
+            <w:lang w:val="en-IN"/>
+          </w:rPr>
+          <w:t>https://github.com</w:t>
+        </w:r>
+        <w:r>
+          <w:rPr>
+            <w:rStyle w:val="Hyperlink"/>
+            <w:lang w:val="en-IN"/>
+          </w:rPr>
+          <w:t>/</w:t>
+        </w:r>
+        <w:r>
+          <w:rPr>
+            <w:rStyle w:val="Hyperlink"/>
+            <w:lang w:val="en-IN"/>
+          </w:rPr>
+          <w:t>PSesharao/sde_preparation/blob/master/DSA/JavaStriverDSA/LinkedList/LinkedList-I/middle_of_LL.java</w:t>
+        </w:r>
+      </w:hyperlink>
+      <w:r>
+        <w:rPr>
+          <w:lang w:val="en-IN"/>
+        </w:rPr>
+        <w:t xml:space="preserve"> </w:t>
+      </w:r>
+    </w:p>
+    <w:p>
+      <w:pPr>
+        <w:rPr>
+          <w:lang w:val="en-IN"/>
+        </w:rPr>
+      </w:pPr>
       <w:r>
         <w:rPr>
           <w:lang w:val="en-IN"/>
@@ -1866,6 +2008,7 @@
         <w:rPr>
           <w:lang w:val="en-IN"/>
         </w:rPr>
+        <w:lastRenderedPageBreak/>
         <w:t>Time Complexity: O(N)</w:t>
       </w:r>
     </w:p>
@@ -1889,12 +2032,11 @@
           <w:lang w:val="en-IN"/>
         </w:rPr>
       </w:pPr>
-      <w:bookmarkStart w:id="3" w:name="_Toc224121756"/>
-      <w:r>
-        <w:rPr>
-          <w:lang w:val="en-IN"/>
-        </w:rPr>
-        <w:lastRenderedPageBreak/>
+      <w:bookmarkStart w:id="3" w:name="_Toc224897072"/>
+      <w:r>
+        <w:rPr>
+          <w:lang w:val="en-IN"/>
+        </w:rPr>
         <w:t>Merge Two Sorted Lists</w:t>
       </w:r>
       <w:bookmarkEnd w:id="3"/>
@@ -1918,6 +2060,28 @@
           <w:lang w:val="en-IN"/>
         </w:rPr>
         <w:t>: Given two singly linked lists that are sorted in increasing order of node values, merge two sorted linked lists and return them as a sorted list. The list should be made by splicing together the nodes of the first two lists.</w:t>
+      </w:r>
+    </w:p>
+    <w:p>
+      <w:pPr>
+        <w:rPr>
+          <w:lang w:val="en-IN"/>
+        </w:rPr>
+      </w:pPr>
+      <w:hyperlink r:id="rId11" w:history="1">
+        <w:r>
+          <w:rPr>
+            <w:rStyle w:val="Hyperlink"/>
+            <w:lang w:val="en-IN"/>
+          </w:rPr>
+          <w:t>https://github.com/PSesharao/sde_preparation/blob/master/DSA/JavaStriverDSA/LinkedList/LinkedList-I/merge_two_sorted_LL.java</w:t>
+        </w:r>
+      </w:hyperlink>
+      <w:r>
+        <w:rPr>
+          <w:lang w:val="en-IN"/>
+        </w:rPr>
+        <w:t xml:space="preserve"> </w:t>
       </w:r>
     </w:p>
     <w:p>
@@ -2239,6 +2403,7 @@
         <w:rPr>
           <w:lang w:val="en-IN"/>
         </w:rPr>
+        <w:lastRenderedPageBreak/>
         <w:t>Repeat steps 1-3 recursively for the next nodes of the chosen list and the remaining list.</w:t>
       </w:r>
     </w:p>
@@ -2283,7 +2448,6 @@
         <w:rPr>
           <w:lang w:val="en-IN"/>
         </w:rPr>
-        <w:lastRenderedPageBreak/>
         <w:t>Space Complexity: O(1)</w:t>
       </w:r>
     </w:p>
@@ -2294,7 +2458,7 @@
           <w:lang w:val="en-IN"/>
         </w:rPr>
       </w:pPr>
-      <w:bookmarkStart w:id="4" w:name="_Toc224121757"/>
+      <w:bookmarkStart w:id="4" w:name="_Toc224897073"/>
       <w:r>
         <w:rPr>
           <w:lang w:val="en-IN"/>
@@ -2348,6 +2512,42 @@
           <w:lang w:val="en-IN"/>
         </w:rPr>
         <w:t>Output: [1,2,3,5]</w:t>
+      </w:r>
+    </w:p>
+    <w:p>
+      <w:pPr>
+        <w:rPr>
+          <w:lang w:val="en-IN"/>
+        </w:rPr>
+      </w:pPr>
+      <w:hyperlink r:id="rId12" w:history="1">
+        <w:r>
+          <w:rPr>
+            <w:rStyle w:val="Hyperlink"/>
+            <w:lang w:val="en-IN"/>
+          </w:rPr>
+          <w:t>https://github.com</w:t>
+        </w:r>
+        <w:r>
+          <w:rPr>
+            <w:rStyle w:val="Hyperlink"/>
+            <w:lang w:val="en-IN"/>
+          </w:rPr>
+          <w:t>/</w:t>
+        </w:r>
+        <w:r>
+          <w:rPr>
+            <w:rStyle w:val="Hyperlink"/>
+            <w:lang w:val="en-IN"/>
+          </w:rPr>
+          <w:t>PSesharao/sde_preparation/blob/master/DSA/JavaStriverDSA/LinkedList/LinkedList-I/remove_nth_node_from_back_LL.java</w:t>
+        </w:r>
+      </w:hyperlink>
+      <w:r>
+        <w:rPr>
+          <w:lang w:val="en-IN"/>
+        </w:rPr>
+        <w:t xml:space="preserve"> </w:t>
       </w:r>
     </w:p>
     <w:p>
@@ -2568,6 +2768,7 @@
         <w:rPr>
           <w:lang w:val="en-IN"/>
         </w:rPr>
+        <w:lastRenderedPageBreak/>
         <w:t>Return the modified list</w:t>
       </w:r>
     </w:p>
@@ -2611,14 +2812,7 @@
         <w:rPr>
           <w:lang w:val="en-IN"/>
         </w:rPr>
-        <w:t xml:space="preserve">would </w:t>
-      </w:r>
-      <w:r>
-        <w:rPr>
-          <w:lang w:val="en-IN"/>
-        </w:rPr>
-        <w:lastRenderedPageBreak/>
-        <w:t>have</w:t>
+        <w:t>would have</w:t>
       </w:r>
       <w:r>
         <w:rPr>
@@ -2694,7 +2888,7 @@
                     </pic:cNvPicPr>
                   </pic:nvPicPr>
                   <pic:blipFill>
-                    <a:blip r:embed="rId9">
+                    <a:blip r:embed="rId13">
                       <a:extLst>
                         <a:ext uri="{28A0092B-C50C-407E-A947-70E740481C1C}">
                           <a14:useLocalDpi xmlns:a14="http://schemas.microsoft.com/office/drawing/2010/main" val="0"/>
@@ -2781,7 +2975,7 @@
       <w:pPr>
         <w:pStyle w:val="Heading3"/>
       </w:pPr>
-      <w:bookmarkStart w:id="5" w:name="_Toc224121758"/>
+      <w:bookmarkStart w:id="5" w:name="_Toc224897074"/>
       <w:r>
         <w:t>Add two numbers represented as Linked Lists</w:t>
       </w:r>
@@ -2814,6 +3008,28 @@
           <w:lang w:val="en-IN"/>
         </w:rPr>
       </w:pPr>
+      <w:hyperlink r:id="rId14" w:history="1">
+        <w:r>
+          <w:rPr>
+            <w:rStyle w:val="Hyperlink"/>
+            <w:lang w:val="en-IN"/>
+          </w:rPr>
+          <w:t>https://github.com/PSesharao/sde_preparation/blob/master/DSA/JavaStriverDSA/LinkedList/LinkedList-I/add_two_numbers_LL.java</w:t>
+        </w:r>
+      </w:hyperlink>
+      <w:r>
+        <w:rPr>
+          <w:lang w:val="en-IN"/>
+        </w:rPr>
+        <w:t xml:space="preserve"> </w:t>
+      </w:r>
+    </w:p>
+    <w:p>
+      <w:pPr>
+        <w:rPr>
+          <w:lang w:val="en-IN"/>
+        </w:rPr>
+      </w:pPr>
       <w:r>
         <w:rPr>
           <w:lang w:val="en-IN"/>
@@ -2831,6 +3047,7 @@
         <w:rPr>
           <w:lang w:val="en-IN"/>
         </w:rPr>
+        <w:lastRenderedPageBreak/>
         <w:t>Output: [7,0,8]</w:t>
       </w:r>
       <w:r>
@@ -2942,7 +3159,6 @@
         <w:rPr>
           <w:lang w:val="en-IN"/>
         </w:rPr>
-        <w:lastRenderedPageBreak/>
         <w:t>Initialize a variable called "carry" to 0, which will be used to keep track of any "carry over" from adding digits.</w:t>
       </w:r>
     </w:p>
@@ -3151,8 +3367,9 @@
       <w:pPr>
         <w:pStyle w:val="Heading3"/>
       </w:pPr>
-      <w:bookmarkStart w:id="6" w:name="_Toc224121759"/>
-      <w:r>
+      <w:bookmarkStart w:id="6" w:name="_Toc224897075"/>
+      <w:r>
+        <w:lastRenderedPageBreak/>
         <w:t xml:space="preserve">Delete given node in a Linked </w:t>
       </w:r>
       <w:r>
@@ -3208,6 +3425,28 @@
           <w:lang w:val="en-IN"/>
         </w:rPr>
       </w:pPr>
+      <w:hyperlink r:id="rId15" w:history="1">
+        <w:r>
+          <w:rPr>
+            <w:rStyle w:val="Hyperlink"/>
+            <w:lang w:val="en-IN"/>
+          </w:rPr>
+          <w:t>https://github.com/PSesharao/sde_preparation/blob/master/DSA/JavaStriverDSA/LinkedList/LinkedList-I/delete_a_given_node_LL.java</w:t>
+        </w:r>
+      </w:hyperlink>
+      <w:r>
+        <w:rPr>
+          <w:lang w:val="en-IN"/>
+        </w:rPr>
+        <w:t xml:space="preserve"> </w:t>
+      </w:r>
+    </w:p>
+    <w:p>
+      <w:pPr>
+        <w:rPr>
+          <w:lang w:val="en-IN"/>
+        </w:rPr>
+      </w:pPr>
       <w:r>
         <w:rPr>
           <w:lang w:val="en-IN"/>
@@ -3264,7 +3503,6 @@
         <w:rPr>
           <w:lang w:val="en-IN"/>
         </w:rPr>
-        <w:lastRenderedPageBreak/>
         <w:t>Linked list: [1,4,3]</w:t>
       </w:r>
     </w:p>
@@ -3376,7 +3614,7 @@
       <w:pPr>
         <w:pStyle w:val="Heading2"/>
       </w:pPr>
-      <w:bookmarkStart w:id="7" w:name="_Toc224121760"/>
+      <w:bookmarkStart w:id="7" w:name="_Toc224897076"/>
       <w:r>
         <w:t>Linked List Part-II</w:t>
       </w:r>
@@ -3389,7 +3627,7 @@
           <w:lang w:val="en-IN"/>
         </w:rPr>
       </w:pPr>
-      <w:bookmarkStart w:id="8" w:name="_Toc224121761"/>
+      <w:bookmarkStart w:id="8" w:name="_Toc224897077"/>
       <w:r>
         <w:rPr>
           <w:lang w:val="en-IN"/>
@@ -3425,6 +3663,42 @@
           <w:lang w:val="en-IN"/>
         </w:rPr>
       </w:pPr>
+      <w:hyperlink r:id="rId16" w:history="1">
+        <w:r>
+          <w:rPr>
+            <w:rStyle w:val="Hyperlink"/>
+            <w:lang w:val="en-IN"/>
+          </w:rPr>
+          <w:t>https://g</w:t>
+        </w:r>
+        <w:r>
+          <w:rPr>
+            <w:rStyle w:val="Hyperlink"/>
+            <w:lang w:val="en-IN"/>
+          </w:rPr>
+          <w:t>i</w:t>
+        </w:r>
+        <w:r>
+          <w:rPr>
+            <w:rStyle w:val="Hyperlink"/>
+            <w:lang w:val="en-IN"/>
+          </w:rPr>
+          <w:t>thub.com/PSesharao/sde_preparation/blob/master/DSA/JavaStriverDSA/LinkedList/LinkedList-II/intersection_point_Y_LL.java</w:t>
+        </w:r>
+      </w:hyperlink>
+      <w:r>
+        <w:rPr>
+          <w:lang w:val="en-IN"/>
+        </w:rPr>
+        <w:t xml:space="preserve"> </w:t>
+      </w:r>
+    </w:p>
+    <w:p>
+      <w:pPr>
+        <w:rPr>
+          <w:lang w:val="en-IN"/>
+        </w:rPr>
+      </w:pPr>
       <w:r>
         <w:rPr>
           <w:lang w:val="en-IN"/>
@@ -3504,7 +3778,6 @@
         </w:rPr>
       </w:pPr>
       <w:r>
-        <w:lastRenderedPageBreak/>
         <w:drawing>
           <wp:inline distT="0" distB="0" distL="0" distR="0" wp14:anchorId="4F52A1B8" wp14:editId="12E04CAD">
             <wp:extent cx="4019550" cy="2260999"/>
@@ -3523,7 +3796,7 @@
                     </pic:cNvPicPr>
                   </pic:nvPicPr>
                   <pic:blipFill>
-                    <a:blip r:embed="rId10" cstate="print">
+                    <a:blip r:embed="rId17" cstate="print">
                       <a:extLst>
                         <a:ext uri="{28A0092B-C50C-407E-A947-70E740481C1C}">
                           <a14:useLocalDpi xmlns:a14="http://schemas.microsoft.com/office/drawing/2010/main" val="0"/>
@@ -3751,6 +4024,7 @@
         <w:rPr>
           <w:lang w:val="en-IN"/>
         </w:rPr>
+        <w:lastRenderedPageBreak/>
         <w:t>Iterate through list 1 and hash its node address. Why? (Hint: depends on common attribute we are searching)</w:t>
       </w:r>
     </w:p>
@@ -3828,7 +4102,6 @@
         <w:rPr>
           <w:lang w:val="en-IN"/>
         </w:rPr>
-        <w:lastRenderedPageBreak/>
         <w:t>Reason: Storing list 1 node addresses in unordered_set.</w:t>
       </w:r>
     </w:p>
@@ -4107,7 +4380,7 @@
       <w:pPr>
         <w:pStyle w:val="Heading3"/>
       </w:pPr>
-      <w:bookmarkStart w:id="9" w:name="_Toc224121762"/>
+      <w:bookmarkStart w:id="9" w:name="_Toc224897078"/>
       <w:r>
         <w:t>Detect a Cycle in a Linked List</w:t>
       </w:r>
@@ -4140,10 +4413,47 @@
           <w:lang w:val="en-IN"/>
         </w:rPr>
       </w:pPr>
-      <w:r>
-        <w:rPr>
-          <w:lang w:val="en-IN"/>
-        </w:rPr>
+      <w:hyperlink r:id="rId18" w:history="1">
+        <w:r>
+          <w:rPr>
+            <w:rStyle w:val="Hyperlink"/>
+            <w:lang w:val="en-IN"/>
+          </w:rPr>
+          <w:t>https://github</w:t>
+        </w:r>
+        <w:r>
+          <w:rPr>
+            <w:rStyle w:val="Hyperlink"/>
+            <w:lang w:val="en-IN"/>
+          </w:rPr>
+          <w:t>.</w:t>
+        </w:r>
+        <w:r>
+          <w:rPr>
+            <w:rStyle w:val="Hyperlink"/>
+            <w:lang w:val="en-IN"/>
+          </w:rPr>
+          <w:t>com/PSesharao/sde_preparation/blob/master/DSA/JavaStriverDSA/LinkedList/LinkedList-II/detect_cycle.java</w:t>
+        </w:r>
+      </w:hyperlink>
+      <w:r>
+        <w:rPr>
+          <w:lang w:val="en-IN"/>
+        </w:rPr>
+        <w:t xml:space="preserve"> </w:t>
+      </w:r>
+    </w:p>
+    <w:p>
+      <w:pPr>
+        <w:rPr>
+          <w:lang w:val="en-IN"/>
+        </w:rPr>
+      </w:pPr>
+      <w:r>
+        <w:rPr>
+          <w:lang w:val="en-IN"/>
+        </w:rPr>
+        <w:lastRenderedPageBreak/>
         <w:t>Brute Force :</w:t>
       </w:r>
       <w:r>
@@ -4415,7 +4725,6 @@
     </w:p>
     <w:p>
       <w:r>
-        <w:lastRenderedPageBreak/>
         <w:t>On the other hand, if the list has no loop, the fast ptr will simply reach the end, and the algorithm terminates without any meeting.</w:t>
       </w:r>
     </w:p>
@@ -4444,11 +4753,36 @@
       <w:pPr>
         <w:pStyle w:val="Heading3"/>
       </w:pPr>
-      <w:bookmarkStart w:id="10" w:name="_Toc224121763"/>
+      <w:bookmarkStart w:id="10" w:name="_Toc224897079"/>
       <w:r>
         <w:t>Starting point of loop in a Linked List</w:t>
       </w:r>
       <w:bookmarkEnd w:id="10"/>
+    </w:p>
+    <w:p>
+      <w:hyperlink r:id="rId19" w:history="1">
+        <w:r>
+          <w:rPr>
+            <w:rStyle w:val="Hyperlink"/>
+          </w:rPr>
+          <w:t>https://github.co</w:t>
+        </w:r>
+        <w:r>
+          <w:rPr>
+            <w:rStyle w:val="Hyperlink"/>
+          </w:rPr>
+          <w:t>m</w:t>
+        </w:r>
+        <w:r>
+          <w:rPr>
+            <w:rStyle w:val="Hyperlink"/>
+          </w:rPr>
+          <w:t>/PSesharao/sde_preparation/blob/master/DSA/JavaStriverDSA/LinkedList/LinkedList-II/starting_point_of_LL_loop.java</w:t>
+        </w:r>
+      </w:hyperlink>
+      <w:r>
+        <w:t xml:space="preserve"> </w:t>
+      </w:r>
     </w:p>
     <w:p>
       <w:pPr>
@@ -4517,6 +4851,7 @@
           <w:b/>
           <w:bCs/>
         </w:rPr>
+        <w:lastRenderedPageBreak/>
         <w:t>Space Complexity:</w:t>
       </w:r>
       <w:r>
@@ -4560,7 +4895,6 @@
           <w:b/>
           <w:bCs/>
         </w:rPr>
-        <w:lastRenderedPageBreak/>
         <w:t>Time Complexity:</w:t>
       </w:r>
       <w:r>
@@ -4584,7 +4918,7 @@
       <w:pPr>
         <w:pStyle w:val="Heading3"/>
       </w:pPr>
-      <w:bookmarkStart w:id="11" w:name="_Toc224121764"/>
+      <w:bookmarkStart w:id="11" w:name="_Toc224897080"/>
       <w:r>
         <w:t>Check if the given Linked List is Palindrome</w:t>
       </w:r>
@@ -4593,6 +4927,19 @@
     <w:p>
       <w:r>
         <w:t>Given the head of a singly linked list representing a positive integer number. Each node of the linked list represents a digit of the number, with the 1st node containing the leftmost digit of the number and so on. Check whether the linked list values form a palindrome or not. Return true if it forms a palindrome, otherwise, return false.</w:t>
+      </w:r>
+    </w:p>
+    <w:p>
+      <w:hyperlink r:id="rId20" w:history="1">
+        <w:r>
+          <w:rPr>
+            <w:rStyle w:val="Hyperlink"/>
+          </w:rPr>
+          <w:t>https://github.com/PSesharao/sde_preparation/blob/master/DSA/JavaStriverDSA/LinkedList/LinkedList-II/palindrome_LL.java</w:t>
+        </w:r>
+      </w:hyperlink>
+      <w:r>
+        <w:t xml:space="preserve"> </w:t>
       </w:r>
     </w:p>
     <w:p>
@@ -4641,6 +4988,7 @@
         </w:numPr>
       </w:pPr>
       <w:r>
+        <w:lastRenderedPageBreak/>
         <w:t>For each node, pop an element from the stack and compare it with the current node’s value.</w:t>
       </w:r>
     </w:p>
@@ -4713,58 +5061,70 @@
           <w:b/>
           <w:bCs/>
         </w:rPr>
+        <w:t>Space Complexity: O(1)</w:t>
+      </w:r>
+      <w:r>
+        <w:t xml:space="preserve">, </w:t>
+      </w:r>
+      <w:r>
+        <w:t>N</w:t>
+      </w:r>
+      <w:r>
+        <w:t>o extra space is used apart from a few pointers; operations are done in-place.</w:t>
+      </w:r>
+    </w:p>
+    <w:p/>
+    <w:p>
+      <w:pPr>
+        <w:pStyle w:val="Heading3"/>
+      </w:pPr>
+      <w:bookmarkStart w:id="12" w:name="_Toc224897081"/>
+      <w:r>
+        <w:t>Reverse Linked List in groups of Size K</w:t>
+      </w:r>
+      <w:bookmarkEnd w:id="12"/>
+    </w:p>
+    <w:p>
+      <w:r>
+        <w:t>Given the head of a singly linked list containing integers, reverse the nodes of the list in groups of k and return the head of the modified list. If the number of nodes is not a multiple of k, then the remaining nodes at the end should be kept as is and not reversed. Do not change the values of the nodes, only change the links between nodes.</w:t>
+      </w:r>
+    </w:p>
+    <w:p>
+      <w:hyperlink r:id="rId21" w:history="1">
+        <w:r>
+          <w:rPr>
+            <w:rStyle w:val="Hyperlink"/>
+          </w:rPr>
+          <w:t>https://github.com/PSesharao/sde_preparation/blob/master/DSA/JavaStriverDSA/LinkedList/LinkedList-II/reverse_LL_in_groups_of_size_k.java</w:t>
+        </w:r>
+      </w:hyperlink>
+      <w:r>
+        <w:t xml:space="preserve"> </w:t>
+      </w:r>
+    </w:p>
+    <w:p>
+      <w:pPr>
+        <w:pStyle w:val="Heading3"/>
+      </w:pPr>
+      <w:bookmarkStart w:id="13" w:name="_Toc224897082"/>
+      <w:r>
+        <w:t>Flattening a Linked List</w:t>
+      </w:r>
+      <w:bookmarkEnd w:id="13"/>
+    </w:p>
+    <w:p>
+      <w:r>
+        <w:t>Given a linked list containing n head nodes where every node in the linked list contains two pointers:</w:t>
+      </w:r>
+    </w:p>
+    <w:p>
+      <w:r>
+        <w:t>(i) next points to the next node in the list.</w:t>
+      </w:r>
+    </w:p>
+    <w:p>
+      <w:r>
         <w:lastRenderedPageBreak/>
-        <w:t>Space Complexity: O(1)</w:t>
-      </w:r>
-      <w:r>
-        <w:t xml:space="preserve">, </w:t>
-      </w:r>
-      <w:r>
-        <w:t>N</w:t>
-      </w:r>
-      <w:r>
-        <w:t>o extra space is used apart from a few pointers; operations are done in-place.</w:t>
-      </w:r>
-    </w:p>
-    <w:p/>
-    <w:p>
-      <w:pPr>
-        <w:pStyle w:val="Heading3"/>
-      </w:pPr>
-      <w:bookmarkStart w:id="12" w:name="_Toc224121765"/>
-      <w:r>
-        <w:t>Reverse Linked List in groups of Size K</w:t>
-      </w:r>
-      <w:bookmarkEnd w:id="12"/>
-    </w:p>
-    <w:p>
-      <w:r>
-        <w:t>Given the head of a singly linked list containing integers, reverse the nodes of the list in groups of k and return the head of the modified list. If the number of nodes is not a multiple of k, then the remaining nodes at the end should be kept as is and not reversed. Do not change the values of the nodes, only change the links between nodes.</w:t>
-      </w:r>
-    </w:p>
-    <w:p/>
-    <w:p>
-      <w:pPr>
-        <w:pStyle w:val="Heading3"/>
-      </w:pPr>
-      <w:bookmarkStart w:id="13" w:name="_Toc224121766"/>
-      <w:r>
-        <w:t>Flattening a Linked List</w:t>
-      </w:r>
-      <w:bookmarkEnd w:id="13"/>
-    </w:p>
-    <w:p>
-      <w:r>
-        <w:t>Given a linked list containing n head nodes where every node in the linked list contains two pointers:</w:t>
-      </w:r>
-    </w:p>
-    <w:p>
-      <w:r>
-        <w:t>(i) next points to the next node in the list.</w:t>
-      </w:r>
-    </w:p>
-    <w:p>
-      <w:r>
         <w:t>(ii) bottom points to a sub-linked list where the current node is the head.</w:t>
       </w:r>
     </w:p>
@@ -4810,7 +5170,7 @@
                     </pic:cNvPicPr>
                   </pic:nvPicPr>
                   <pic:blipFill>
-                    <a:blip r:embed="rId11">
+                    <a:blip r:embed="rId22">
                       <a:extLst>
                         <a:ext uri="{28A0092B-C50C-407E-A947-70E740481C1C}">
                           <a14:useLocalDpi xmlns:a14="http://schemas.microsoft.com/office/drawing/2010/main" val="0"/>
@@ -4867,14 +5227,25 @@
         <w:t>: 5 -&gt; 7 -&gt; 8 -&gt; 10 -&gt; 19 -&gt; 22 -&gt; 28 -&gt; 30 -&gt; 50</w:t>
       </w:r>
     </w:p>
+    <w:p>
+      <w:hyperlink r:id="rId23" w:history="1">
+        <w:r>
+          <w:rPr>
+            <w:rStyle w:val="Hyperlink"/>
+          </w:rPr>
+          <w:t>https://github.com/PSesharao/sde_preparation/blob/master/DSA/JavaStriverDSA/LinkedList/LinkedList-II/flattenning_of_LL.java</w:t>
+        </w:r>
+      </w:hyperlink>
+      <w:r>
+        <w:t xml:space="preserve"> </w:t>
+      </w:r>
+    </w:p>
     <w:p/>
-    <w:p/>
     <w:p>
       <w:r>
         <w:rPr>
           <w:u w:val="single"/>
         </w:rPr>
-        <w:lastRenderedPageBreak/>
         <w:t xml:space="preserve">BruteForce : </w:t>
       </w:r>
       <w:r>
@@ -4996,85 +5367,111 @@
       <w:pPr>
         <w:pStyle w:val="Heading3"/>
       </w:pPr>
-      <w:r>
+      <w:bookmarkStart w:id="14" w:name="_Toc224897083"/>
+      <w:r>
+        <w:lastRenderedPageBreak/>
         <w:t>Rotate a Linked List</w:t>
       </w:r>
+      <w:bookmarkEnd w:id="14"/>
     </w:p>
     <w:p>
       <w:r>
         <w:t>Given the head of a singly linked list containing integers, shift the elements of the linked list to the right by k places and return the head of the modified list. Do not change the values of the nodes, only change the links between nodes.</w:t>
       </w:r>
     </w:p>
+    <w:p>
+      <w:hyperlink r:id="rId24" w:history="1">
+        <w:r>
+          <w:rPr>
+            <w:rStyle w:val="Hyperlink"/>
+          </w:rPr>
+          <w:t>https://github.com/PSeshara</w:t>
+        </w:r>
+        <w:r>
+          <w:rPr>
+            <w:rStyle w:val="Hyperlink"/>
+          </w:rPr>
+          <w:t>o</w:t>
+        </w:r>
+        <w:r>
+          <w:rPr>
+            <w:rStyle w:val="Hyperlink"/>
+          </w:rPr>
+          <w:t>/sde_preparation/blob/master/DSA/JavaStriverDSA/LinkedList/LinkedList-II/rotate_LL.java</w:t>
+        </w:r>
+      </w:hyperlink>
+      <w:r>
+        <w:t xml:space="preserve"> </w:t>
+      </w:r>
+    </w:p>
+    <w:p>
+      <w:pPr>
+        <w:rPr>
+          <w:u w:val="single"/>
+        </w:rPr>
+      </w:pPr>
+      <w:r>
+        <w:rPr>
+          <w:u w:val="single"/>
+        </w:rPr>
+        <w:t xml:space="preserve">BruteForce Approach : </w:t>
+      </w:r>
+    </w:p>
+    <w:p>
+      <w:r>
+        <w:t>We are essentially moving the last node to the front of the list, k times. Each rotation means: take the last node, disconnect it from the list, insert it at the front (head) of the list. We repeat this process k times. </w:t>
+      </w:r>
+    </w:p>
+    <w:p>
+      <w:r>
+        <w:t xml:space="preserve">Time Complexity : </w:t>
+      </w:r>
+      <w:r>
+        <w:t>k * len(LL)</w:t>
+      </w:r>
+    </w:p>
+    <w:p>
+      <w:r>
+        <w:t>Space Complexity :</w:t>
+      </w:r>
+      <w:r>
+        <w:t xml:space="preserve"> </w:t>
+      </w:r>
+      <w:r>
+        <w:t>O(1), We do not use any additional data structures.</w:t>
+      </w:r>
+    </w:p>
+    <w:p>
+      <w:pPr>
+        <w:rPr>
+          <w:u w:val="single"/>
+        </w:rPr>
+      </w:pPr>
+      <w:r>
+        <w:rPr>
+          <w:u w:val="single"/>
+        </w:rPr>
+        <w:t>Optimal Approach :</w:t>
+      </w:r>
+    </w:p>
+    <w:p>
+      <w:r>
+        <w:t xml:space="preserve">Let’s take this example below : </w:t>
+      </w:r>
+    </w:p>
+    <w:p>
+      <w:r>
+        <w:t>head = [1,2,3,4,5], k = 2</w:t>
+      </w:r>
+    </w:p>
+    <w:p>
+      <w:r>
+        <w:t>Output: [4,5,1,2,3]</w:t>
+      </w:r>
+    </w:p>
     <w:p/>
     <w:p>
-      <w:pPr>
-        <w:rPr>
-          <w:u w:val="single"/>
-        </w:rPr>
-      </w:pPr>
-      <w:r>
-        <w:rPr>
-          <w:u w:val="single"/>
-        </w:rPr>
-        <w:t xml:space="preserve">BruteForce Approach : </w:t>
-      </w:r>
-    </w:p>
-    <w:p>
-      <w:r>
-        <w:t>We are essentially moving the last node to the front of the list, k times. Each rotation means: take the last node, disconnect it from the list, insert it at the front (head) of the list. We repeat this process k times. </w:t>
-      </w:r>
-    </w:p>
-    <w:p>
-      <w:r>
-        <w:t xml:space="preserve">Time Complexity : </w:t>
-      </w:r>
-      <w:r>
-        <w:t>k * len(LL)</w:t>
-      </w:r>
-    </w:p>
-    <w:p>
-      <w:r>
-        <w:t>Space Complexity :</w:t>
-      </w:r>
-      <w:r>
-        <w:t xml:space="preserve"> </w:t>
-      </w:r>
-      <w:r>
-        <w:t>O(1), We do not use any additional data structures.</w:t>
-      </w:r>
-    </w:p>
-    <w:p>
-      <w:pPr>
-        <w:rPr>
-          <w:u w:val="single"/>
-        </w:rPr>
-      </w:pPr>
-      <w:r>
-        <w:rPr>
-          <w:u w:val="single"/>
-        </w:rPr>
-        <w:t>Optimal Approach :</w:t>
-      </w:r>
-    </w:p>
-    <w:p>
-      <w:r>
-        <w:t xml:space="preserve">Let’s take this example below : </w:t>
-      </w:r>
-    </w:p>
-    <w:p>
-      <w:r>
-        <w:t>head = [1,2,3,4,5], k = 2</w:t>
-      </w:r>
-    </w:p>
-    <w:p>
-      <w:r>
-        <w:t>Output: [4,5,1,2,3]</w:t>
-      </w:r>
-    </w:p>
-    <w:p/>
-    <w:p>
-      <w:r>
-        <w:lastRenderedPageBreak/>
+      <w:r>
         <w:t xml:space="preserve">If we see here , </w:t>
       </w:r>
       <w:r>
@@ -5129,13 +5526,7 @@
         <w:t xml:space="preserve"> node and </w:t>
       </w:r>
       <w:r>
-        <w:t xml:space="preserve">traverse </w:t>
-      </w:r>
-      <w:r>
-        <w:t>L – (k%L)</w:t>
-      </w:r>
-      <w:r>
-        <w:t xml:space="preserve"> , break the LL and make this starting point as the new head.</w:t>
+        <w:t>traverse L – (k%L) , break the LL and make this starting point as the new head.</w:t>
       </w:r>
     </w:p>
     <w:p>
@@ -5156,6 +5547,7 @@
           <w:b/>
           <w:bCs/>
         </w:rPr>
+        <w:lastRenderedPageBreak/>
         <w:t>Space Complexity:</w:t>
       </w:r>
       <w:r>
@@ -9234,6 +9626,7 @@
   <w:style w:type="character" w:default="1" w:styleId="DefaultParagraphFont">
     <w:name w:val="Default Paragraph Font"/>
     <w:uiPriority w:val="1"/>
+    <w:semiHidden/>
     <w:unhideWhenUsed/>
   </w:style>
   <w:style w:type="table" w:default="1" w:styleId="TableNormal">
@@ -9532,6 +9925,30 @@
     <w:rPr>
       <w:rFonts w:ascii="Arial" w:hAnsi="Arial"/>
       <w:sz w:val="20"/>
+    </w:rPr>
+  </w:style>
+  <w:style w:type="character" w:styleId="UnresolvedMention">
+    <w:name w:val="Unresolved Mention"/>
+    <w:basedOn w:val="DefaultParagraphFont"/>
+    <w:uiPriority w:val="99"/>
+    <w:semiHidden/>
+    <w:unhideWhenUsed/>
+    <w:rsid w:val="00D4735F"/>
+    <w:rPr>
+      <w:color w:val="605E5C"/>
+      <w:shd w:val="clear" w:color="auto" w:fill="E1DFDD"/>
+    </w:rPr>
+  </w:style>
+  <w:style w:type="character" w:styleId="FollowedHyperlink">
+    <w:name w:val="FollowedHyperlink"/>
+    <w:basedOn w:val="DefaultParagraphFont"/>
+    <w:uiPriority w:val="99"/>
+    <w:semiHidden/>
+    <w:unhideWhenUsed/>
+    <w:rsid w:val="00943D0E"/>
+    <w:rPr>
+      <w:color w:val="954F72" w:themeColor="followedHyperlink"/>
+      <w:u w:val="single"/>
     </w:rPr>
   </w:style>
 </w:styles>
